--- a/RNP-Project-Staffing-Reference-Core-Team-and-Professional-Profiles-EN-20260915.docx
+++ b/RNP-Project-Staffing-Reference-Core-Team-and-Professional-Profiles-EN-20260915.docx
@@ -127,7 +127,7 @@
           <w:sz w:val="21"/>
           <w:szCs w:val="21"/>
         </w:rPr>
-        <w:t xml:space="preserve">It is suggested that RNP's team be organised in two tiers, totalling 111 people in 8 groups and 26 roles.</w:t>
+        <w:t xml:space="preserve">It is suggested that RNP's team be organised in two tiers, totalling 166 people in 8 groups and 26 roles.</w:t>
       </w:r>
     </w:p>
     <w:p>
@@ -145,7 +145,7 @@
           <w:sz w:val="21"/>
           <w:szCs w:val="21"/>
         </w:rPr>
-        <w:t xml:space="preserve">Core team (Equipe núcleo): 43 people.</w:t>
+        <w:t xml:space="preserve">Core team (Equipe núcleo): 35 people.</w:t>
       </w:r>
       <w:r>
         <w:rPr>
@@ -176,7 +176,7 @@
           <w:sz w:val="21"/>
           <w:szCs w:val="21"/>
         </w:rPr>
-        <w:t xml:space="preserve">Extended team (Equipe complementar): 68 people.</w:t>
+        <w:t xml:space="preserve">Extended team (Equipe complementar): 131 people.</w:t>
       </w:r>
       <w:r>
         <w:rPr>
@@ -579,7 +579,7 @@
                 <w:sz w:val="17"/>
                 <w:szCs w:val="17"/>
               </w:rPr>
-              <w:t xml:space="preserve">Core 6 · Ext. 3</w:t>
+              <w:t xml:space="preserve">Core 4 · Ext. 4</w:t>
             </w:r>
           </w:p>
         </w:tc>
@@ -653,7 +653,7 @@
                 <w:sz w:val="19"/>
                 <w:szCs w:val="19"/>
               </w:rPr>
-              <w:t xml:space="preserve">2</w:t>
+              <w:t xml:space="preserve">1</w:t>
             </w:r>
           </w:p>
         </w:tc>
@@ -686,11 +686,11 @@
                 <w:bCs w:val="false"/>
                 <w:i w:val="false"/>
                 <w:iCs w:val="false"/>
-                <w:color w:val="6B6B6B"/>
-                <w:sz w:val="19"/>
-                <w:szCs w:val="19"/>
-              </w:rPr>
-              <w:t xml:space="preserve">–</w:t>
+                <w:color w:val="0057A8"/>
+                <w:sz w:val="19"/>
+                <w:szCs w:val="19"/>
+              </w:rPr>
+              <w:t xml:space="preserve">1</w:t>
             </w:r>
           </w:p>
         </w:tc>
@@ -855,7 +855,7 @@
                 <w:sz w:val="19"/>
                 <w:szCs w:val="19"/>
               </w:rPr>
-              <w:t xml:space="preserve">2</w:t>
+              <w:t xml:space="preserve">1</w:t>
             </w:r>
           </w:p>
         </w:tc>
@@ -1433,7 +1433,7 @@
                 <w:sz w:val="17"/>
                 <w:szCs w:val="17"/>
               </w:rPr>
-              <w:t xml:space="preserve">Core 4 · Ext. 28</w:t>
+              <w:t xml:space="preserve">Core 4 · Ext. 108</w:t>
             </w:r>
           </w:p>
         </w:tc>
@@ -2150,7 +2150,7 @@
                 <w:sz w:val="19"/>
                 <w:szCs w:val="19"/>
               </w:rPr>
-              <w:t xml:space="preserve">20</w:t>
+              <w:t xml:space="preserve">100</w:t>
             </w:r>
           </w:p>
         </w:tc>
@@ -2286,7 +2286,7 @@
                 <w:sz w:val="17"/>
                 <w:szCs w:val="17"/>
               </w:rPr>
-              <w:t xml:space="preserve">Core 1 · Ext. 5</w:t>
+              <w:t xml:space="preserve">Core 1 · Ext. 3</w:t>
             </w:r>
           </w:p>
         </w:tc>
@@ -2397,7 +2397,7 @@
                 <w:sz w:val="19"/>
                 <w:szCs w:val="19"/>
               </w:rPr>
-              <w:t xml:space="preserve">5</w:t>
+              <w:t xml:space="preserve">3</w:t>
             </w:r>
           </w:p>
         </w:tc>
@@ -3838,7 +3838,7 @@
                 <w:sz w:val="17"/>
                 <w:szCs w:val="17"/>
               </w:rPr>
-              <w:t xml:space="preserve">Core 11 · Ext. 7</w:t>
+              <w:t xml:space="preserve">Core 8 · Ext. 4</w:t>
             </w:r>
           </w:p>
         </w:tc>
@@ -3912,7 +3912,7 @@
                 <w:sz w:val="19"/>
                 <w:szCs w:val="19"/>
               </w:rPr>
-              <w:t xml:space="preserve">6</w:t>
+              <w:t xml:space="preserve">3</w:t>
             </w:r>
           </w:p>
         </w:tc>
@@ -4106,15 +4106,15 @@
             <w:r>
               <w:rPr>
                 <w:rFonts w:ascii="Calibri" w:cs="Calibri" w:eastAsia="Calibri" w:hAnsi="Calibri"/>
-                <w:b w:val="false"/>
-                <w:bCs w:val="false"/>
-                <w:i w:val="false"/>
-                <w:iCs w:val="false"/>
-                <w:color w:val="6B6B6B"/>
-                <w:sz w:val="19"/>
-                <w:szCs w:val="19"/>
-              </w:rPr>
-              <w:t xml:space="preserve">–</w:t>
+                <w:b/>
+                <w:bCs/>
+                <w:i w:val="false"/>
+                <w:iCs w:val="false"/>
+                <w:color w:val="1F3A5F"/>
+                <w:sz w:val="19"/>
+                <w:szCs w:val="19"/>
+              </w:rPr>
+              <w:t xml:space="preserve">1</w:t>
             </w:r>
           </w:p>
         </w:tc>
@@ -4151,7 +4151,7 @@
                 <w:sz w:val="19"/>
                 <w:szCs w:val="19"/>
               </w:rPr>
-              <w:t xml:space="preserve">2</w:t>
+              <w:t xml:space="preserve">1</w:t>
             </w:r>
           </w:p>
         </w:tc>
@@ -4316,7 +4316,7 @@
                 <w:sz w:val="19"/>
                 <w:szCs w:val="19"/>
               </w:rPr>
-              <w:t xml:space="preserve">3</w:t>
+              <w:t xml:space="preserve">1</w:t>
             </w:r>
           </w:p>
         </w:tc>
@@ -4518,7 +4518,7 @@
                 <w:sz w:val="19"/>
                 <w:szCs w:val="19"/>
               </w:rPr>
-              <w:t xml:space="preserve">2</w:t>
+              <w:t xml:space="preserve">1</w:t>
             </w:r>
           </w:p>
         </w:tc>
@@ -4712,15 +4712,15 @@
             <w:r>
               <w:rPr>
                 <w:rFonts w:ascii="Calibri" w:cs="Calibri" w:eastAsia="Calibri" w:hAnsi="Calibri"/>
-                <w:b w:val="false"/>
-                <w:bCs w:val="false"/>
-                <w:i w:val="false"/>
-                <w:iCs w:val="false"/>
-                <w:color w:val="6B6B6B"/>
-                <w:sz w:val="19"/>
-                <w:szCs w:val="19"/>
-              </w:rPr>
-              <w:t xml:space="preserve">–</w:t>
+                <w:b/>
+                <w:bCs/>
+                <w:i w:val="false"/>
+                <w:iCs w:val="false"/>
+                <w:color w:val="1F3A5F"/>
+                <w:sz w:val="19"/>
+                <w:szCs w:val="19"/>
+              </w:rPr>
+              <w:t xml:space="preserve">2</w:t>
             </w:r>
           </w:p>
         </w:tc>
@@ -4757,7 +4757,7 @@
                 <w:sz w:val="19"/>
                 <w:szCs w:val="19"/>
               </w:rPr>
-              <w:t xml:space="preserve">3</w:t>
+              <w:t xml:space="preserve">1</w:t>
             </w:r>
           </w:p>
         </w:tc>
@@ -4894,7 +4894,7 @@
                 <w:sz w:val="17"/>
                 <w:szCs w:val="17"/>
               </w:rPr>
-              <w:t xml:space="preserve">Core 8 · Ext. 19</w:t>
+              <w:t xml:space="preserve">Core 5 · Ext. 6</w:t>
             </w:r>
           </w:p>
         </w:tc>
@@ -4968,7 +4968,7 @@
                 <w:sz w:val="19"/>
                 <w:szCs w:val="19"/>
               </w:rPr>
-              <w:t xml:space="preserve">4</w:t>
+              <w:t xml:space="preserve">2</w:t>
             </w:r>
           </w:p>
         </w:tc>
@@ -5005,7 +5005,7 @@
                 <w:sz w:val="19"/>
                 <w:szCs w:val="19"/>
               </w:rPr>
-              <w:t xml:space="preserve">11</w:t>
+              <w:t xml:space="preserve">2</w:t>
             </w:r>
           </w:p>
         </w:tc>
@@ -5170,44 +5170,44 @@
                 <w:sz w:val="19"/>
                 <w:szCs w:val="19"/>
               </w:rPr>
+              <w:t xml:space="preserve">2</w:t>
+            </w:r>
+          </w:p>
+        </w:tc>
+        <w:tc>
+          <w:tcPr>
+            <w:tcW w:type="dxa" w:w="640"/>
+            <w:tcBorders>
+              <w:top w:val="single" w:color="C9D3E0" w:sz="4"/>
+              <w:left w:val="none" w:color="FFFFFF" w:sz="0"/>
+              <w:bottom w:val="single" w:color="C9D3E0" w:sz="4"/>
+              <w:right w:val="none" w:color="FFFFFF" w:sz="0"/>
+            </w:tcBorders>
+            <w:tcMar>
+              <w:top w:type="dxa" w:w="60"/>
+              <w:left w:type="dxa" w:w="100"/>
+              <w:bottom w:type="dxa" w:w="60"/>
+              <w:right w:type="dxa" w:w="100"/>
+            </w:tcMar>
+            <w:vAlign w:val="center"/>
+          </w:tcPr>
+          <w:p>
+            <w:pPr>
+              <w:spacing w:after="20" w:line="260"/>
+              <w:jc w:val="center"/>
+            </w:pPr>
+            <w:r>
+              <w:rPr>
+                <w:rFonts w:ascii="Calibri" w:cs="Calibri" w:eastAsia="Calibri" w:hAnsi="Calibri"/>
+                <w:b w:val="false"/>
+                <w:bCs w:val="false"/>
+                <w:i w:val="false"/>
+                <w:iCs w:val="false"/>
+                <w:color w:val="0057A8"/>
+                <w:sz w:val="19"/>
+                <w:szCs w:val="19"/>
+              </w:rPr>
               <w:t xml:space="preserve">3</w:t>
-            </w:r>
-          </w:p>
-        </w:tc>
-        <w:tc>
-          <w:tcPr>
-            <w:tcW w:type="dxa" w:w="640"/>
-            <w:tcBorders>
-              <w:top w:val="single" w:color="C9D3E0" w:sz="4"/>
-              <w:left w:val="none" w:color="FFFFFF" w:sz="0"/>
-              <w:bottom w:val="single" w:color="C9D3E0" w:sz="4"/>
-              <w:right w:val="none" w:color="FFFFFF" w:sz="0"/>
-            </w:tcBorders>
-            <w:tcMar>
-              <w:top w:type="dxa" w:w="60"/>
-              <w:left w:type="dxa" w:w="100"/>
-              <w:bottom w:type="dxa" w:w="60"/>
-              <w:right w:type="dxa" w:w="100"/>
-            </w:tcMar>
-            <w:vAlign w:val="center"/>
-          </w:tcPr>
-          <w:p>
-            <w:pPr>
-              <w:spacing w:after="20" w:line="260"/>
-              <w:jc w:val="center"/>
-            </w:pPr>
-            <w:r>
-              <w:rPr>
-                <w:rFonts w:ascii="Calibri" w:cs="Calibri" w:eastAsia="Calibri" w:hAnsi="Calibri"/>
-                <w:b w:val="false"/>
-                <w:bCs w:val="false"/>
-                <w:i w:val="false"/>
-                <w:iCs w:val="false"/>
-                <w:color w:val="0057A8"/>
-                <w:sz w:val="19"/>
-                <w:szCs w:val="19"/>
-              </w:rPr>
-              <w:t xml:space="preserve">7</w:t>
             </w:r>
           </w:p>
         </w:tc>
@@ -6180,7 +6180,7 @@
                 <w:sz w:val="21"/>
                 <w:szCs w:val="21"/>
               </w:rPr>
-              <w:t xml:space="preserve">43</w:t>
+              <w:t xml:space="preserve">35</w:t>
             </w:r>
           </w:p>
         </w:tc>
@@ -6218,7 +6218,7 @@
                 <w:sz w:val="21"/>
                 <w:szCs w:val="21"/>
               </w:rPr>
-              <w:t xml:space="preserve">68</w:t>
+              <w:t xml:space="preserve">131</w:t>
             </w:r>
           </w:p>
         </w:tc>
@@ -6256,7 +6256,7 @@
                 <w:sz w:val="19"/>
                 <w:szCs w:val="19"/>
               </w:rPr>
-              <w:t xml:space="preserve">Core team 43 + extended team 68 = 111 people</w:t>
+              <w:t xml:space="preserve">Core team 35 + extended team 131 = 166 people</w:t>
             </w:r>
           </w:p>
         </w:tc>
@@ -6400,7 +6400,7 @@
           <w:sz w:val="20"/>
           <w:szCs w:val="20"/>
         </w:rPr>
-        <w:t xml:space="preserve">	Core 6 · Ext. 3</w:t>
+        <w:t xml:space="preserve">	Core 4 · Ext. 4</w:t>
       </w:r>
     </w:p>
     <w:p>
@@ -6455,7 +6455,7 @@
           <w:sz w:val="20"/>
           <w:szCs w:val="20"/>
         </w:rPr>
-        <w:t xml:space="preserve">	Core 2 · Ext. 0</w:t>
+        <w:t xml:space="preserve">	Core 1 · Ext. 1</w:t>
       </w:r>
     </w:p>
     <w:p>
@@ -6769,7 +6769,7 @@
           <w:sz w:val="20"/>
           <w:szCs w:val="20"/>
         </w:rPr>
-        <w:t xml:space="preserve">	Core 2 · Ext. 1</w:t>
+        <w:t xml:space="preserve">	Core 1 · Ext. 1</w:t>
       </w:r>
     </w:p>
     <w:tbl>
@@ -7654,7 +7654,7 @@
           <w:sz w:val="20"/>
           <w:szCs w:val="20"/>
         </w:rPr>
-        <w:t xml:space="preserve">	Core 4 · Ext. 28</w:t>
+        <w:t xml:space="preserve">	Core 4 · Ext. 108</w:t>
       </w:r>
     </w:p>
     <w:p>
@@ -7853,7 +7853,7 @@
                 <w:sz w:val="19"/>
                 <w:szCs w:val="19"/>
               </w:rPr>
-              <w:t xml:space="preserve">Experience in data collection and curation; native Portuguese speaker</w:t>
+              <w:t xml:space="preserve">Experience in data collection and curation; native Portuguese speaker; able to work in English</w:t>
             </w:r>
           </w:p>
         </w:tc>
@@ -8151,6 +8151,29 @@
               <w:t xml:space="preserve">Able to produce quality statistics, defect analysis and reports</w:t>
             </w:r>
           </w:p>
+          <w:p>
+            <w:pPr>
+              <w:pStyle w:val="ListParagraph"/>
+              <w:numPr>
+                <w:ilvl w:val="0"/>
+                <w:numId w:val="2"/>
+              </w:numPr>
+              <w:spacing w:after="30" w:line="270"/>
+            </w:pPr>
+            <w:r>
+              <w:rPr>
+                <w:rFonts w:ascii="Calibri" w:cs="Calibri" w:eastAsia="Calibri" w:hAnsi="Calibri"/>
+                <w:b w:val="false"/>
+                <w:bCs w:val="false"/>
+                <w:i w:val="false"/>
+                <w:iCs w:val="false"/>
+                <w:color w:val="1D1D1A"/>
+                <w:sz w:val="19"/>
+                <w:szCs w:val="19"/>
+              </w:rPr>
+              <w:t xml:space="preserve">Able to work in English</w:t>
+            </w:r>
+          </w:p>
         </w:tc>
       </w:tr>
       <w:tr>
@@ -8594,7 +8617,7 @@
           <w:sz w:val="20"/>
           <w:szCs w:val="20"/>
         </w:rPr>
-        <w:t xml:space="preserve">	Core 0 · Ext. 20</w:t>
+        <w:t xml:space="preserve">	Core 0 · Ext. 100</w:t>
       </w:r>
     </w:p>
     <w:tbl>
@@ -8692,7 +8715,7 @@
                 <w:sz w:val="19"/>
                 <w:szCs w:val="19"/>
               </w:rPr>
-              <w:t xml:space="preserve">Native Portuguese speaker with sound written language; careful and consistent</w:t>
+              <w:t xml:space="preserve">Native Portuguese speaker with sound written language; careful and consistent; able to work in English</w:t>
             </w:r>
           </w:p>
           <w:p>
@@ -8866,7 +8889,7 @@
           <w:sz w:val="20"/>
           <w:szCs w:val="20"/>
         </w:rPr>
-        <w:t xml:space="preserve">	Core 1 · Ext. 5</w:t>
+        <w:t xml:space="preserve">	Core 1 · Ext. 3</w:t>
       </w:r>
     </w:p>
     <w:p>
@@ -8921,7 +8944,7 @@
           <w:sz w:val="20"/>
           <w:szCs w:val="20"/>
         </w:rPr>
-        <w:t xml:space="preserve">	Core 1 · Ext. 5</w:t>
+        <w:t xml:space="preserve">	Core 1 · Ext. 3</w:t>
       </w:r>
     </w:p>
     <w:tbl>
@@ -9066,6 +9089,29 @@
                 <w:szCs w:val="19"/>
               </w:rPr>
               <w:t xml:space="preserve">Experience in corpus or annotation projects</w:t>
+            </w:r>
+          </w:p>
+          <w:p>
+            <w:pPr>
+              <w:pStyle w:val="ListParagraph"/>
+              <w:numPr>
+                <w:ilvl w:val="0"/>
+                <w:numId w:val="2"/>
+              </w:numPr>
+              <w:spacing w:after="30" w:line="270"/>
+            </w:pPr>
+            <w:r>
+              <w:rPr>
+                <w:rFonts w:ascii="Calibri" w:cs="Calibri" w:eastAsia="Calibri" w:hAnsi="Calibri"/>
+                <w:b w:val="false"/>
+                <w:bCs w:val="false"/>
+                <w:i w:val="false"/>
+                <w:iCs w:val="false"/>
+                <w:color w:val="1D1D1A"/>
+                <w:sz w:val="19"/>
+                <w:szCs w:val="19"/>
+              </w:rPr>
+              <w:t xml:space="preserve">Able to work in English</w:t>
             </w:r>
           </w:p>
         </w:tc>
@@ -10954,7 +11000,7 @@
           <w:sz w:val="20"/>
           <w:szCs w:val="20"/>
         </w:rPr>
-        <w:t xml:space="preserve">	Core 11 · Ext. 7</w:t>
+        <w:t xml:space="preserve">	Core 8 · Ext. 4</w:t>
       </w:r>
     </w:p>
     <w:p>
@@ -11009,7 +11055,7 @@
           <w:sz w:val="20"/>
           <w:szCs w:val="20"/>
         </w:rPr>
-        <w:t xml:space="preserve">	Core 6 · Ext. 0</w:t>
+        <w:t xml:space="preserve">	Core 3 · Ext. 0</w:t>
       </w:r>
     </w:p>
     <w:p>
@@ -11126,7 +11172,7 @@
                 <w:sz w:val="19"/>
                 <w:szCs w:val="19"/>
               </w:rPr>
-              <w:t xml:space="preserve">Proficient in Python and mainstream deep learning frameworks</w:t>
+              <w:t xml:space="preserve">Programming background in Python, C++ or Java, Python preferred</w:t>
             </w:r>
           </w:p>
           <w:p>
@@ -11149,7 +11195,7 @@
                 <w:sz w:val="19"/>
                 <w:szCs w:val="19"/>
               </w:rPr>
-              <w:t xml:space="preserve">Understands fine-tuning, data mixing ratios and experiment design</w:t>
+              <w:t xml:space="preserve">Background in at least one of machine learning, natural language processing or large language models</w:t>
             </w:r>
           </w:p>
           <w:p>
@@ -11172,7 +11218,53 @@
                 <w:sz w:val="19"/>
                 <w:szCs w:val="19"/>
               </w:rPr>
-              <w:t xml:space="preserve">Able to analyse training logs and model performance; hands-on training experience preferred</w:t>
+              <w:t xml:space="preserve">Understands large-model technologies such as attention, GPT and Transformer architectures</w:t>
+            </w:r>
+          </w:p>
+          <w:p>
+            <w:pPr>
+              <w:pStyle w:val="ListParagraph"/>
+              <w:numPr>
+                <w:ilvl w:val="0"/>
+                <w:numId w:val="2"/>
+              </w:numPr>
+              <w:spacing w:after="30" w:line="270"/>
+            </w:pPr>
+            <w:r>
+              <w:rPr>
+                <w:rFonts w:ascii="Calibri" w:cs="Calibri" w:eastAsia="Calibri" w:hAnsi="Calibri"/>
+                <w:b w:val="false"/>
+                <w:bCs w:val="false"/>
+                <w:i w:val="false"/>
+                <w:iCs w:val="false"/>
+                <w:color w:val="1D1D1A"/>
+                <w:sz w:val="19"/>
+                <w:szCs w:val="19"/>
+              </w:rPr>
+              <w:t xml:space="preserve">Proficient with deep learning and LLM frameworks such as Transformers, PyTorch and Megatron</w:t>
+            </w:r>
+          </w:p>
+          <w:p>
+            <w:pPr>
+              <w:pStyle w:val="ListParagraph"/>
+              <w:numPr>
+                <w:ilvl w:val="0"/>
+                <w:numId w:val="2"/>
+              </w:numPr>
+              <w:spacing w:after="30" w:line="270"/>
+            </w:pPr>
+            <w:r>
+              <w:rPr>
+                <w:rFonts w:ascii="Calibri" w:cs="Calibri" w:eastAsia="Calibri" w:hAnsi="Calibri"/>
+                <w:b w:val="false"/>
+                <w:bCs w:val="false"/>
+                <w:i w:val="false"/>
+                <w:iCs w:val="false"/>
+                <w:color w:val="1D1D1A"/>
+                <w:sz w:val="19"/>
+                <w:szCs w:val="19"/>
+              </w:rPr>
+              <w:t xml:space="preserve">Hands-on experience in LLM pre-training or post-training preferred</w:t>
             </w:r>
           </w:p>
         </w:tc>
@@ -11323,7 +11415,7 @@
           <w:sz w:val="20"/>
           <w:szCs w:val="20"/>
         </w:rPr>
-        <w:t xml:space="preserve">	Core 0 · Ext. 2</w:t>
+        <w:t xml:space="preserve">	Core 1 · Ext. 1</w:t>
       </w:r>
     </w:p>
     <w:tbl>
@@ -11421,7 +11513,7 @@
                 <w:sz w:val="19"/>
                 <w:szCs w:val="19"/>
               </w:rPr>
-              <w:t xml:space="preserve">Audio processing and speech data inspection skills</w:t>
+              <w:t xml:space="preserve">Programming background in Python or C++</w:t>
             </w:r>
           </w:p>
           <w:p>
@@ -11444,7 +11536,7 @@
                 <w:sz w:val="19"/>
                 <w:szCs w:val="19"/>
               </w:rPr>
-              <w:t xml:space="preserve">Understands ASR or TTS principles and evaluation methods</w:t>
+              <w:t xml:space="preserve">Audio processing background; familiar with common audio formats, sampling rates, noise reduction and segmentation</w:t>
             </w:r>
           </w:p>
           <w:p>
@@ -11467,7 +11559,53 @@
                 <w:sz w:val="19"/>
                 <w:szCs w:val="19"/>
               </w:rPr>
-              <w:t xml:space="preserve">Able to call models, run tests and reproduce issues</w:t>
+              <w:t xml:space="preserve">Familiar with deep learning frameworks such as PyTorch; understands ASR or TTS principles and evaluation methods, including common metrics such as WER/CER, MOS and RTF</w:t>
+            </w:r>
+          </w:p>
+          <w:p>
+            <w:pPr>
+              <w:pStyle w:val="ListParagraph"/>
+              <w:numPr>
+                <w:ilvl w:val="0"/>
+                <w:numId w:val="2"/>
+              </w:numPr>
+              <w:spacing w:after="30" w:line="270"/>
+            </w:pPr>
+            <w:r>
+              <w:rPr>
+                <w:rFonts w:ascii="Calibri" w:cs="Calibri" w:eastAsia="Calibri" w:hAnsi="Calibri"/>
+                <w:b w:val="false"/>
+                <w:bCs w:val="false"/>
+                <w:i w:val="false"/>
+                <w:iCs w:val="false"/>
+                <w:color w:val="1D1D1A"/>
+                <w:sz w:val="19"/>
+                <w:szCs w:val="19"/>
+              </w:rPr>
+              <w:t xml:space="preserve">Familiarity with speech tools and models such as Whisper, ESPnet, FunASR, VITS, FireRedTTS and IndexTTS preferred</w:t>
+            </w:r>
+          </w:p>
+          <w:p>
+            <w:pPr>
+              <w:pStyle w:val="ListParagraph"/>
+              <w:numPr>
+                <w:ilvl w:val="0"/>
+                <w:numId w:val="2"/>
+              </w:numPr>
+              <w:spacing w:after="30" w:line="270"/>
+            </w:pPr>
+            <w:r>
+              <w:rPr>
+                <w:rFonts w:ascii="Calibri" w:cs="Calibri" w:eastAsia="Calibri" w:hAnsi="Calibri"/>
+                <w:b w:val="false"/>
+                <w:bCs w:val="false"/>
+                <w:i w:val="false"/>
+                <w:iCs w:val="false"/>
+                <w:color w:val="1D1D1A"/>
+                <w:sz w:val="19"/>
+                <w:szCs w:val="19"/>
+              </w:rPr>
+              <w:t xml:space="preserve">Hands-on experience in ASR/TTS training, tuning or deployment preferred</w:t>
             </w:r>
           </w:p>
         </w:tc>
@@ -11618,7 +11756,7 @@
           <w:sz w:val="20"/>
           <w:szCs w:val="20"/>
         </w:rPr>
-        <w:t xml:space="preserve">	Core 3 · Ext. 1</w:t>
+        <w:t xml:space="preserve">	Core 1 · Ext. 1</w:t>
       </w:r>
     </w:p>
     <w:tbl>
@@ -11716,7 +11854,7 @@
                 <w:sz w:val="19"/>
                 <w:szCs w:val="19"/>
               </w:rPr>
-              <w:t xml:space="preserve">Familiar with Linux, containers and distributed training environments</w:t>
+              <w:t xml:space="preserve">Programming background in Python, Shell or C++</w:t>
             </w:r>
           </w:p>
           <w:p>
@@ -11739,7 +11877,7 @@
                 <w:sz w:val="19"/>
                 <w:szCs w:val="19"/>
               </w:rPr>
-              <w:t xml:space="preserve">Skilled in resource configuration, checkpoint recovery and job resubmission</w:t>
+              <w:t xml:space="preserve">Familiar with Linux, containers (Docker/Kubernetes) and GPU cluster environments</w:t>
             </w:r>
           </w:p>
           <w:p>
@@ -11762,7 +11900,76 @@
                 <w:sz w:val="19"/>
                 <w:szCs w:val="19"/>
               </w:rPr>
-              <w:t xml:space="preserve">Able to configure inference, analyse logs and troubleshoot runtime issues</w:t>
+              <w:t xml:space="preserve">Familiarity with frameworks such as PyTorch, Transformers, Megatron, DeepSpeed, vLLM, SGLang, TensorRT-LLM and Triton preferred</w:t>
+            </w:r>
+          </w:p>
+          <w:p>
+            <w:pPr>
+              <w:pStyle w:val="ListParagraph"/>
+              <w:numPr>
+                <w:ilvl w:val="0"/>
+                <w:numId w:val="2"/>
+              </w:numPr>
+              <w:spacing w:after="30" w:line="270"/>
+            </w:pPr>
+            <w:r>
+              <w:rPr>
+                <w:rFonts w:ascii="Calibri" w:cs="Calibri" w:eastAsia="Calibri" w:hAnsi="Calibri"/>
+                <w:b w:val="false"/>
+                <w:bCs w:val="false"/>
+                <w:i w:val="false"/>
+                <w:iCs w:val="false"/>
+                <w:color w:val="1D1D1A"/>
+                <w:sz w:val="19"/>
+                <w:szCs w:val="19"/>
+              </w:rPr>
+              <w:t xml:space="preserve">Familiar with distributed training, resource scheduling, checkpoint recovery, job resubmission, monitoring and alerting, and log analysis</w:t>
+            </w:r>
+          </w:p>
+          <w:p>
+            <w:pPr>
+              <w:pStyle w:val="ListParagraph"/>
+              <w:numPr>
+                <w:ilvl w:val="0"/>
+                <w:numId w:val="2"/>
+              </w:numPr>
+              <w:spacing w:after="30" w:line="270"/>
+            </w:pPr>
+            <w:r>
+              <w:rPr>
+                <w:rFonts w:ascii="Calibri" w:cs="Calibri" w:eastAsia="Calibri" w:hAnsi="Calibri"/>
+                <w:b w:val="false"/>
+                <w:bCs w:val="false"/>
+                <w:i w:val="false"/>
+                <w:iCs w:val="false"/>
+                <w:color w:val="1D1D1A"/>
+                <w:sz w:val="19"/>
+                <w:szCs w:val="19"/>
+              </w:rPr>
+              <w:t xml:space="preserve">Familiarity with training and inference acceleration techniques preferred, including but not limited to DP/EP/CP/PP parallelism, prefill-decode disaggregation, PagedAttention, KV cache management, speculative decoding and quantization</w:t>
+            </w:r>
+          </w:p>
+          <w:p>
+            <w:pPr>
+              <w:pStyle w:val="ListParagraph"/>
+              <w:numPr>
+                <w:ilvl w:val="0"/>
+                <w:numId w:val="2"/>
+              </w:numPr>
+              <w:spacing w:after="30" w:line="270"/>
+            </w:pPr>
+            <w:r>
+              <w:rPr>
+                <w:rFonts w:ascii="Calibri" w:cs="Calibri" w:eastAsia="Calibri" w:hAnsi="Calibri"/>
+                <w:b w:val="false"/>
+                <w:bCs w:val="false"/>
+                <w:i w:val="false"/>
+                <w:iCs w:val="false"/>
+                <w:color w:val="1D1D1A"/>
+                <w:sz w:val="19"/>
+                <w:szCs w:val="19"/>
+              </w:rPr>
+              <w:t xml:space="preserve">Experience in large-scale distributed training, inference deployment, cluster operations or AI platforms preferred</w:t>
             </w:r>
           </w:p>
         </w:tc>
@@ -11913,7 +12120,7 @@
           <w:sz w:val="20"/>
           <w:szCs w:val="20"/>
         </w:rPr>
-        <w:t xml:space="preserve">	Core 2 · Ext. 1</w:t>
+        <w:t xml:space="preserve">	Core 1 · Ext. 1</w:t>
       </w:r>
     </w:p>
     <w:tbl>
@@ -12011,7 +12218,7 @@
                 <w:sz w:val="19"/>
                 <w:szCs w:val="19"/>
               </w:rPr>
-              <w:t xml:space="preserve">Able to write or maintain evaluation scripts</w:t>
+              <w:t xml:space="preserve">Programming background in Python</w:t>
             </w:r>
           </w:p>
           <w:p>
@@ -12034,7 +12241,7 @@
                 <w:sz w:val="19"/>
                 <w:szCs w:val="19"/>
               </w:rPr>
-              <w:t xml:space="preserve">Familiar with independent evaluation sets and data isolation requirements</w:t>
+              <w:t xml:space="preserve">Familiar with independent evaluation sets and data isolation requirements; understands the separation of evaluation sets from training data and the prevention of contamination and leakage</w:t>
             </w:r>
           </w:p>
           <w:p>
@@ -12057,7 +12264,76 @@
                 <w:sz w:val="19"/>
                 <w:szCs w:val="19"/>
               </w:rPr>
-              <w:t xml:space="preserve">Skilled in baseline comparison, metric analysis and result reproduction</w:t>
+              <w:t xml:space="preserve">Skilled in baseline comparison, metric analysis and result reproduction; able to produce evaluation reports and locate performance differences</w:t>
+            </w:r>
+          </w:p>
+          <w:p>
+            <w:pPr>
+              <w:pStyle w:val="ListParagraph"/>
+              <w:numPr>
+                <w:ilvl w:val="0"/>
+                <w:numId w:val="2"/>
+              </w:numPr>
+              <w:spacing w:after="30" w:line="270"/>
+            </w:pPr>
+            <w:r>
+              <w:rPr>
+                <w:rFonts w:ascii="Calibri" w:cs="Calibri" w:eastAsia="Calibri" w:hAnsi="Calibri"/>
+                <w:b w:val="false"/>
+                <w:bCs w:val="false"/>
+                <w:i w:val="false"/>
+                <w:iCs w:val="false"/>
+                <w:color w:val="1D1D1A"/>
+                <w:sz w:val="19"/>
+                <w:szCs w:val="19"/>
+              </w:rPr>
+              <w:t xml:space="preserve">Familiarity with common benchmarks and metrics (such as MMLU, GSM8K, HumanEval, C-Eval, BLEU, ROUGE and WER) preferred</w:t>
+            </w:r>
+          </w:p>
+          <w:p>
+            <w:pPr>
+              <w:pStyle w:val="ListParagraph"/>
+              <w:numPr>
+                <w:ilvl w:val="0"/>
+                <w:numId w:val="2"/>
+              </w:numPr>
+              <w:spacing w:after="30" w:line="270"/>
+            </w:pPr>
+            <w:r>
+              <w:rPr>
+                <w:rFonts w:ascii="Calibri" w:cs="Calibri" w:eastAsia="Calibri" w:hAnsi="Calibri"/>
+                <w:b w:val="false"/>
+                <w:bCs w:val="false"/>
+                <w:i w:val="false"/>
+                <w:iCs w:val="false"/>
+                <w:color w:val="1D1D1A"/>
+                <w:sz w:val="19"/>
+                <w:szCs w:val="19"/>
+              </w:rPr>
+              <w:t xml:space="preserve">Familiarity with evaluation frameworks such as LM Evaluation Harness and OpenCompass preferred</w:t>
+            </w:r>
+          </w:p>
+          <w:p>
+            <w:pPr>
+              <w:pStyle w:val="ListParagraph"/>
+              <w:numPr>
+                <w:ilvl w:val="0"/>
+                <w:numId w:val="2"/>
+              </w:numPr>
+              <w:spacing w:after="30" w:line="270"/>
+            </w:pPr>
+            <w:r>
+              <w:rPr>
+                <w:rFonts w:ascii="Calibri" w:cs="Calibri" w:eastAsia="Calibri" w:hAnsi="Calibri"/>
+                <w:b w:val="false"/>
+                <w:bCs w:val="false"/>
+                <w:i w:val="false"/>
+                <w:iCs w:val="false"/>
+                <w:color w:val="1D1D1A"/>
+                <w:sz w:val="19"/>
+                <w:szCs w:val="19"/>
+              </w:rPr>
+              <w:t xml:space="preserve">Model evaluation experience preferred</w:t>
             </w:r>
           </w:p>
         </w:tc>
@@ -12208,7 +12484,7 @@
           <w:sz w:val="20"/>
           <w:szCs w:val="20"/>
         </w:rPr>
-        <w:t xml:space="preserve">	Core 0 · Ext. 3</w:t>
+        <w:t xml:space="preserve">	Core 2 · Ext. 1</w:t>
       </w:r>
     </w:p>
     <w:tbl>
@@ -12503,7 +12779,7 @@
           <w:sz w:val="20"/>
           <w:szCs w:val="20"/>
         </w:rPr>
-        <w:t xml:space="preserve">	Core 8 · Ext. 19</w:t>
+        <w:t xml:space="preserve">	Core 5 · Ext. 6</w:t>
       </w:r>
     </w:p>
     <w:p>
@@ -12558,7 +12834,7 @@
           <w:sz w:val="20"/>
           <w:szCs w:val="20"/>
         </w:rPr>
-        <w:t xml:space="preserve">	Core 4 · Ext. 11</w:t>
+        <w:t xml:space="preserve">	Core 2 · Ext. 2</w:t>
       </w:r>
     </w:p>
     <w:tbl>
@@ -12853,7 +13129,7 @@
           <w:sz w:val="20"/>
           <w:szCs w:val="20"/>
         </w:rPr>
-        <w:t xml:space="preserve">	Core 3 · Ext. 7</w:t>
+        <w:t xml:space="preserve">	Core 2 · Ext. 3</w:t>
       </w:r>
     </w:p>
     <w:tbl>
